--- a/Riichi_Reach/番种表(2).docx
+++ b/Riichi_Reach/番种表(2).docx
@@ -392,524 +392,531 @@
           <w:rFonts w:hint="eastAsia" w:ascii="宋体" w:hAnsi="宋体" w:eastAsia="宋体" w:cs="宋体"/>
           <w:lang w:val="en-US" w:eastAsia="zh-CN"/>
         </w:rPr>
-        <w:t>【双暗刻】2番，出牌包含两个暗刻（如444s888p）。</w:t>
-      </w:r>
-    </w:p>
-    <w:p>
-      <w:pPr>
-        <w:numPr>
-          <w:ilvl w:val="0"/>
-          <w:numId w:val="0"/>
-        </w:numPr>
-        <w:ind w:leftChars="0"/>
-        <w:rPr>
-          <w:rFonts w:hint="eastAsia" w:ascii="宋体" w:hAnsi="宋体" w:eastAsia="宋体" w:cs="宋体"/>
-          <w:lang w:val="en-US" w:eastAsia="zh-CN"/>
-        </w:rPr>
-      </w:pPr>
-      <w:r>
-        <w:rPr>
-          <w:rFonts w:hint="eastAsia" w:ascii="宋体" w:hAnsi="宋体" w:eastAsia="宋体" w:cs="宋体"/>
-          <w:lang w:val="en-US" w:eastAsia="zh-CN"/>
-        </w:rPr>
-        <w:t>【四归一】2番，出牌包含四张花色、点数都相同的牌，每组计2番。</w:t>
-      </w:r>
-    </w:p>
-    <w:p>
-      <w:pPr>
-        <w:numPr>
-          <w:ilvl w:val="0"/>
-          <w:numId w:val="0"/>
-        </w:numPr>
-        <w:ind w:leftChars="0"/>
-        <w:rPr>
-          <w:rFonts w:hint="default" w:ascii="宋体" w:hAnsi="宋体" w:eastAsia="宋体" w:cs="宋体"/>
-          <w:lang w:val="en-US" w:eastAsia="zh-CN"/>
-        </w:rPr>
-      </w:pPr>
-      <w:r>
-        <w:rPr>
-          <w:rFonts w:hint="eastAsia" w:ascii="宋体" w:hAnsi="宋体" w:eastAsia="宋体" w:cs="宋体"/>
-          <w:lang w:val="en-US" w:eastAsia="zh-CN"/>
-        </w:rPr>
-        <w:t>【小三元】2番，出牌包含中、发、白刻子中的不同的两种，以及第三种一对。</w:t>
-      </w:r>
-    </w:p>
-    <w:p>
-      <w:pPr>
-        <w:numPr>
-          <w:ilvl w:val="0"/>
-          <w:numId w:val="0"/>
-        </w:numPr>
-        <w:ind w:leftChars="0"/>
-        <w:rPr>
-          <w:rFonts w:hint="eastAsia" w:ascii="宋体" w:hAnsi="宋体" w:eastAsia="宋体" w:cs="宋体"/>
-          <w:lang w:val="en-US" w:eastAsia="zh-CN"/>
-        </w:rPr>
-      </w:pPr>
-      <w:r>
-        <w:rPr>
-          <w:rFonts w:hint="eastAsia" w:ascii="宋体" w:hAnsi="宋体" w:eastAsia="宋体" w:cs="宋体"/>
-          <w:lang w:val="en-US" w:eastAsia="zh-CN"/>
-        </w:rPr>
-        <w:t>【推不倒】2番，出牌包含9张以上中心对称的牌（中心对称的牌有2s,4s,5s,6s,8s,9s,1p,2p,3p,4p,5p,8p,9p,白）。</w:t>
-      </w:r>
-    </w:p>
-    <w:p>
-      <w:pPr>
-        <w:numPr>
-          <w:ilvl w:val="0"/>
-          <w:numId w:val="0"/>
-        </w:numPr>
-        <w:ind w:leftChars="0"/>
-        <w:rPr>
-          <w:rFonts w:hint="eastAsia" w:ascii="宋体" w:hAnsi="宋体" w:eastAsia="宋体" w:cs="宋体"/>
-          <w:lang w:val="en-US" w:eastAsia="zh-CN"/>
-        </w:rPr>
-      </w:pPr>
-      <w:r>
-        <w:rPr>
-          <w:rFonts w:hint="eastAsia" w:ascii="宋体" w:hAnsi="宋体" w:eastAsia="宋体" w:cs="宋体"/>
-          <w:lang w:val="en-US" w:eastAsia="zh-CN"/>
-        </w:rPr>
-        <w:t>【一气通贯】2番，出牌包含一种花色的1~9全部数牌。</w:t>
-      </w:r>
-    </w:p>
-    <w:p>
-      <w:pPr>
-        <w:numPr>
-          <w:ilvl w:val="0"/>
-          <w:numId w:val="0"/>
-        </w:numPr>
-        <w:ind w:leftChars="0"/>
-        <w:rPr>
-          <w:rFonts w:hint="eastAsia" w:ascii="宋体" w:hAnsi="宋体" w:eastAsia="宋体" w:cs="宋体"/>
-          <w:lang w:val="en-US" w:eastAsia="zh-CN"/>
-        </w:rPr>
-      </w:pPr>
-      <w:r>
-        <w:rPr>
-          <w:rFonts w:hint="eastAsia" w:ascii="宋体" w:hAnsi="宋体" w:eastAsia="宋体" w:cs="宋体"/>
-          <w:lang w:val="en-US" w:eastAsia="zh-CN"/>
-        </w:rPr>
-        <w:t>【三色同顺】2番，出牌包含三个花色的三个点数完全一样的顺子（如123m123s123p）.</w:t>
-      </w:r>
-    </w:p>
-    <w:p>
-      <w:pPr>
-        <w:numPr>
-          <w:ilvl w:val="0"/>
-          <w:numId w:val="0"/>
-        </w:numPr>
-        <w:ind w:leftChars="0"/>
-        <w:rPr>
-          <w:rFonts w:hint="eastAsia" w:ascii="宋体" w:hAnsi="宋体" w:eastAsia="宋体" w:cs="宋体"/>
-          <w:lang w:val="en-US" w:eastAsia="zh-CN"/>
-        </w:rPr>
-      </w:pPr>
-      <w:r>
-        <w:rPr>
-          <w:rFonts w:hint="eastAsia" w:ascii="宋体" w:hAnsi="宋体" w:eastAsia="宋体" w:cs="宋体"/>
-          <w:lang w:val="en-US" w:eastAsia="zh-CN"/>
-        </w:rPr>
-        <w:t>【全带幺九】2番，出牌包含三副带幺九的面子（如123m111p东东东）。</w:t>
-      </w:r>
-    </w:p>
-    <w:p>
-      <w:pPr>
-        <w:numPr>
-          <w:ilvl w:val="0"/>
-          <w:numId w:val="0"/>
-        </w:numPr>
-        <w:ind w:leftChars="0"/>
-        <w:rPr>
-          <w:rFonts w:hint="eastAsia" w:ascii="宋体" w:hAnsi="宋体" w:eastAsia="宋体" w:cs="宋体"/>
-          <w:lang w:val="en-US" w:eastAsia="zh-CN"/>
-        </w:rPr>
-      </w:pPr>
-      <w:r>
-        <w:rPr>
-          <w:rFonts w:hint="eastAsia" w:ascii="宋体" w:hAnsi="宋体" w:eastAsia="宋体" w:cs="宋体"/>
-          <w:lang w:val="en-US" w:eastAsia="zh-CN"/>
-        </w:rPr>
-        <w:t>【三暗刻】2番，出牌包含三个暗刻（不能重复）。不计双暗刻。</w:t>
-      </w:r>
-    </w:p>
-    <w:p>
-      <w:pPr>
-        <w:numPr>
-          <w:ilvl w:val="0"/>
-          <w:numId w:val="0"/>
-        </w:numPr>
-        <w:ind w:leftChars="0"/>
-        <w:rPr>
-          <w:rFonts w:hint="default" w:ascii="宋体" w:hAnsi="宋体" w:eastAsia="宋体" w:cs="宋体"/>
-          <w:lang w:val="en-US" w:eastAsia="zh-CN"/>
-        </w:rPr>
-      </w:pPr>
-      <w:r>
-        <w:rPr>
-          <w:rFonts w:hint="default" w:ascii="宋体" w:hAnsi="宋体" w:eastAsia="宋体" w:cs="宋体"/>
-          <w:lang w:val="en-US" w:eastAsia="zh-CN"/>
-        </w:rPr>
-        <w:t>【五门齐】2番，出牌包含万、筒、索、风、字各两张。</w:t>
-      </w:r>
-    </w:p>
-    <w:p>
-      <w:pPr>
-        <w:numPr>
-          <w:ilvl w:val="0"/>
-          <w:numId w:val="0"/>
-        </w:numPr>
-        <w:ind w:leftChars="0"/>
-        <w:rPr>
-          <w:rFonts w:hint="eastAsia" w:ascii="宋体" w:hAnsi="宋体" w:eastAsia="宋体" w:cs="宋体"/>
-          <w:lang w:val="en-US" w:eastAsia="zh-CN"/>
-        </w:rPr>
-      </w:pPr>
-      <w:r>
-        <w:rPr>
-          <w:rFonts w:hint="eastAsia" w:ascii="宋体" w:hAnsi="宋体" w:eastAsia="宋体" w:cs="宋体"/>
-          <w:lang w:val="en-US" w:eastAsia="zh-CN"/>
-        </w:rPr>
-        <w:t>【七对】3番，出牌包含七个完全不同的对子。七对是必然和牌的番型。不计四对、一杯口。</w:t>
-      </w:r>
-    </w:p>
-    <w:p>
-      <w:pPr>
-        <w:numPr>
-          <w:ilvl w:val="0"/>
-          <w:numId w:val="0"/>
-        </w:numPr>
-        <w:ind w:leftChars="0"/>
-        <w:rPr>
-          <w:rFonts w:hint="default" w:ascii="宋体" w:hAnsi="宋体" w:eastAsia="宋体" w:cs="宋体"/>
-          <w:lang w:val="en-US" w:eastAsia="zh-CN"/>
-        </w:rPr>
-      </w:pPr>
-      <w:r>
-        <w:rPr>
-          <w:rFonts w:hint="eastAsia" w:ascii="宋体" w:hAnsi="宋体" w:eastAsia="宋体" w:cs="宋体"/>
-          <w:lang w:val="en-US" w:eastAsia="zh-CN"/>
-        </w:rPr>
-        <w:t>【三色同刻】3番，出牌包含三种花色三个点数相同的刻子（333m333p333s）。</w:t>
-      </w:r>
-    </w:p>
-    <w:p>
-      <w:pPr>
-        <w:numPr>
-          <w:ilvl w:val="0"/>
-          <w:numId w:val="0"/>
-        </w:numPr>
-        <w:ind w:leftChars="0"/>
-        <w:rPr>
-          <w:rFonts w:hint="default" w:ascii="宋体" w:hAnsi="宋体" w:eastAsia="宋体" w:cs="宋体"/>
-          <w:lang w:val="en-US" w:eastAsia="zh-CN"/>
-        </w:rPr>
-      </w:pPr>
-      <w:r>
-        <w:rPr>
-          <w:rFonts w:hint="eastAsia" w:ascii="宋体" w:hAnsi="宋体" w:eastAsia="宋体" w:cs="宋体"/>
-          <w:lang w:val="en-US" w:eastAsia="zh-CN"/>
-        </w:rPr>
-        <w:t>【混老头】3番，出牌包含三个幺九/字牌刻子，或出牌包含6个幺九/字牌对子。不计全带幺九，可加计三暗刻或七对。</w:t>
-      </w:r>
-    </w:p>
-    <w:p>
-      <w:pPr>
-        <w:numPr>
-          <w:ilvl w:val="0"/>
-          <w:numId w:val="0"/>
-        </w:numPr>
-        <w:ind w:leftChars="0"/>
-        <w:rPr>
-          <w:rFonts w:hint="eastAsia" w:ascii="宋体" w:hAnsi="宋体" w:eastAsia="宋体" w:cs="宋体"/>
-          <w:lang w:val="en-US" w:eastAsia="zh-CN"/>
-        </w:rPr>
-      </w:pPr>
-      <w:r>
-        <w:rPr>
-          <w:rFonts w:hint="eastAsia" w:ascii="宋体" w:hAnsi="宋体" w:eastAsia="宋体" w:cs="宋体"/>
-          <w:lang w:val="en-US" w:eastAsia="zh-CN"/>
-        </w:rPr>
-        <w:t>【二杯口】3番，出牌包含两个一杯口（334455m778899p）。不计一杯口、四对，可加计七对。</w:t>
-      </w:r>
-    </w:p>
-    <w:p>
-      <w:pPr>
-        <w:numPr>
-          <w:ilvl w:val="0"/>
-          <w:numId w:val="0"/>
-        </w:numPr>
-        <w:ind w:leftChars="0"/>
-        <w:rPr>
-          <w:rFonts w:hint="eastAsia" w:ascii="宋体" w:hAnsi="宋体" w:eastAsia="宋体" w:cs="宋体"/>
-          <w:lang w:val="en-US" w:eastAsia="zh-CN"/>
-        </w:rPr>
-      </w:pPr>
-      <w:r>
-        <w:rPr>
-          <w:rFonts w:hint="eastAsia" w:ascii="宋体" w:hAnsi="宋体" w:eastAsia="宋体" w:cs="宋体"/>
-          <w:lang w:val="en-US" w:eastAsia="zh-CN"/>
-        </w:rPr>
-        <w:t>【清一色】5番，出牌包含10张及以上同花色的牌。</w:t>
-      </w:r>
-    </w:p>
-    <w:p>
-      <w:pPr>
-        <w:numPr>
-          <w:ilvl w:val="0"/>
-          <w:numId w:val="0"/>
-        </w:numPr>
-        <w:ind w:leftChars="0"/>
-        <w:rPr>
-          <w:rFonts w:hint="default" w:ascii="宋体" w:hAnsi="宋体" w:eastAsia="宋体" w:cs="宋体"/>
-          <w:lang w:val="en-US" w:eastAsia="zh-CN"/>
-        </w:rPr>
-      </w:pPr>
-      <w:r>
-        <w:rPr>
-          <w:rFonts w:hint="eastAsia" w:ascii="宋体" w:hAnsi="宋体" w:eastAsia="宋体" w:cs="宋体"/>
-          <w:lang w:val="en-US" w:eastAsia="zh-CN"/>
-        </w:rPr>
-        <w:t>【一色三步高】5番，出牌包含同一种花色连续三个点数的刻子（111222333p）。不计三暗刻。</w:t>
-      </w:r>
-    </w:p>
-    <w:p>
-      <w:pPr>
-        <w:numPr>
-          <w:ilvl w:val="0"/>
-          <w:numId w:val="0"/>
-        </w:numPr>
-        <w:ind w:leftChars="0"/>
-        <w:rPr>
-          <w:rFonts w:hint="eastAsia" w:ascii="宋体" w:hAnsi="宋体" w:eastAsia="宋体" w:cs="宋体"/>
-          <w:lang w:val="en-US" w:eastAsia="zh-CN"/>
-        </w:rPr>
-      </w:pPr>
-      <w:r>
-        <w:rPr>
-          <w:rFonts w:hint="eastAsia" w:ascii="宋体" w:hAnsi="宋体" w:eastAsia="宋体" w:cs="宋体"/>
-          <w:lang w:val="en-US" w:eastAsia="zh-CN"/>
-        </w:rPr>
-        <w:t>【字一色】13番，出牌包含11张及以上字牌。</w:t>
-      </w:r>
-    </w:p>
-    <w:p>
-      <w:pPr>
-        <w:numPr>
-          <w:ilvl w:val="0"/>
-          <w:numId w:val="0"/>
-        </w:numPr>
-        <w:ind w:leftChars="0"/>
-        <w:rPr>
-          <w:rFonts w:hint="eastAsia" w:ascii="宋体" w:hAnsi="宋体" w:eastAsia="宋体" w:cs="宋体"/>
-          <w:lang w:val="en-US" w:eastAsia="zh-CN"/>
-        </w:rPr>
-      </w:pPr>
-      <w:r>
-        <w:rPr>
-          <w:rFonts w:hint="eastAsia" w:ascii="宋体" w:hAnsi="宋体" w:eastAsia="宋体" w:cs="宋体"/>
-          <w:lang w:val="en-US" w:eastAsia="zh-CN"/>
-        </w:rPr>
-        <w:t>【大三元】13番，出牌包含中、发、白三副刻子。不计小三元、三元牌。</w:t>
-      </w:r>
-    </w:p>
-    <w:p>
-      <w:pPr>
-        <w:numPr>
-          <w:ilvl w:val="0"/>
-          <w:numId w:val="0"/>
-        </w:numPr>
-        <w:ind w:leftChars="0"/>
-        <w:rPr>
-          <w:rFonts w:hint="default" w:ascii="宋体" w:hAnsi="宋体" w:eastAsia="宋体" w:cs="宋体"/>
-          <w:lang w:val="en-US" w:eastAsia="zh-CN"/>
-        </w:rPr>
-      </w:pPr>
-    </w:p>
-    <w:p>
-      <w:pPr>
-        <w:numPr>
-          <w:ilvl w:val="0"/>
-          <w:numId w:val="0"/>
-        </w:numPr>
-        <w:ind w:leftChars="0"/>
-        <w:rPr>
-          <w:rFonts w:hint="eastAsia" w:ascii="宋体" w:hAnsi="宋体" w:eastAsia="宋体" w:cs="宋体"/>
-          <w:lang w:val="en-US" w:eastAsia="zh-CN"/>
-        </w:rPr>
-      </w:pPr>
-      <w:r>
-        <w:rPr>
-          <w:rFonts w:hint="eastAsia" w:ascii="宋体" w:hAnsi="宋体" w:eastAsia="宋体" w:cs="宋体"/>
-          <w:lang w:val="en-US" w:eastAsia="zh-CN"/>
-        </w:rPr>
-        <w:t>【四暗刻】13番，出牌包含四副刻子。不计三暗刻、双暗刻。</w:t>
-      </w:r>
-    </w:p>
-    <w:p>
-      <w:pPr>
-        <w:numPr>
-          <w:ilvl w:val="0"/>
-          <w:numId w:val="0"/>
-        </w:numPr>
-        <w:ind w:leftChars="0"/>
-        <w:rPr>
-          <w:rFonts w:hint="eastAsia" w:ascii="宋体" w:hAnsi="宋体" w:eastAsia="宋体" w:cs="宋体"/>
-          <w:lang w:val="en-US" w:eastAsia="zh-CN"/>
-        </w:rPr>
-      </w:pPr>
-      <w:r>
-        <w:rPr>
-          <w:rFonts w:hint="eastAsia" w:ascii="宋体" w:hAnsi="宋体" w:eastAsia="宋体" w:cs="宋体"/>
-          <w:lang w:val="en-US" w:eastAsia="zh-CN"/>
-        </w:rPr>
-        <w:t>【绿一色】13番，出牌包含11张及以上绿色牌（23468s和发）。</w:t>
-      </w:r>
-    </w:p>
-    <w:p>
-      <w:pPr>
-        <w:numPr>
-          <w:ilvl w:val="0"/>
-          <w:numId w:val="0"/>
-        </w:numPr>
-        <w:ind w:leftChars="0"/>
-        <w:rPr>
-          <w:rFonts w:hint="eastAsia" w:ascii="宋体" w:hAnsi="宋体" w:eastAsia="宋体" w:cs="宋体"/>
-          <w:lang w:val="en-US" w:eastAsia="zh-CN"/>
-        </w:rPr>
-      </w:pPr>
-      <w:r>
-        <w:rPr>
-          <w:rFonts w:hint="eastAsia" w:ascii="宋体" w:hAnsi="宋体" w:eastAsia="宋体" w:cs="宋体"/>
-          <w:lang w:val="en-US" w:eastAsia="zh-CN"/>
-        </w:rPr>
-        <w:t>【四喜和】13番，出牌包含东、南、西、北四副刻子，或包含三副不同的刻子和最后一组对子。</w:t>
-      </w:r>
-    </w:p>
-    <w:p>
-      <w:pPr>
-        <w:numPr>
-          <w:ilvl w:val="0"/>
-          <w:numId w:val="0"/>
-        </w:numPr>
-        <w:ind w:leftChars="0"/>
-        <w:rPr>
-          <w:rFonts w:hint="eastAsia" w:ascii="宋体" w:hAnsi="宋体" w:eastAsia="宋体" w:cs="宋体"/>
-          <w:lang w:val="en-US" w:eastAsia="zh-CN"/>
-        </w:rPr>
-      </w:pPr>
-      <w:r>
-        <w:rPr>
-          <w:rFonts w:hint="eastAsia" w:ascii="宋体" w:hAnsi="宋体" w:eastAsia="宋体" w:cs="宋体"/>
-          <w:lang w:val="en-US" w:eastAsia="zh-CN"/>
-        </w:rPr>
-        <w:t>【九莲宝灯】13番，出牌包含13张同花色且点数为1112345678999的牌型。见同花色任意一种点数即可成和牌形。不计清一色。</w:t>
-      </w:r>
-    </w:p>
-    <w:p>
-      <w:pPr>
-        <w:numPr>
-          <w:ilvl w:val="0"/>
-          <w:numId w:val="0"/>
-        </w:numPr>
-        <w:ind w:leftChars="0"/>
-        <w:rPr>
-          <w:rFonts w:hint="eastAsia" w:ascii="宋体" w:hAnsi="宋体" w:eastAsia="宋体" w:cs="宋体"/>
-          <w:lang w:val="en-US" w:eastAsia="zh-CN"/>
-        </w:rPr>
-      </w:pPr>
-      <w:r>
-        <w:rPr>
-          <w:rFonts w:hint="eastAsia" w:ascii="宋体" w:hAnsi="宋体" w:eastAsia="宋体" w:cs="宋体"/>
-          <w:lang w:val="en-US" w:eastAsia="zh-CN"/>
-        </w:rPr>
-        <w:t>【百万石】13番，出牌包含合计点数不小于100的万牌。不计清一色。</w:t>
-      </w:r>
-    </w:p>
-    <w:p>
-      <w:pPr>
-        <w:numPr>
-          <w:ilvl w:val="0"/>
-          <w:numId w:val="0"/>
-        </w:numPr>
-        <w:ind w:leftChars="0"/>
-        <w:rPr>
-          <w:rFonts w:hint="eastAsia" w:ascii="宋体" w:hAnsi="宋体" w:eastAsia="宋体" w:cs="宋体"/>
-          <w:lang w:val="en-US" w:eastAsia="zh-CN"/>
-        </w:rPr>
-      </w:pPr>
-      <w:r>
-        <w:rPr>
-          <w:rFonts w:hint="eastAsia" w:ascii="宋体" w:hAnsi="宋体" w:eastAsia="宋体" w:cs="宋体"/>
-          <w:lang w:val="en-US" w:eastAsia="zh-CN"/>
-        </w:rPr>
-        <w:t>【一点红】13番，出牌包含12张及以上135679p的筒牌。不计清一色。</w:t>
-      </w:r>
-    </w:p>
-    <w:p>
-      <w:pPr>
-        <w:numPr>
-          <w:ilvl w:val="0"/>
-          <w:numId w:val="0"/>
-        </w:numPr>
-        <w:ind w:leftChars="0"/>
-        <w:rPr>
-          <w:rFonts w:hint="eastAsia" w:ascii="宋体" w:hAnsi="宋体" w:eastAsia="宋体" w:cs="宋体"/>
-          <w:lang w:val="en-US" w:eastAsia="zh-CN"/>
-        </w:rPr>
-      </w:pPr>
-      <w:r>
-        <w:rPr>
-          <w:rFonts w:hint="eastAsia" w:ascii="宋体" w:hAnsi="宋体" w:eastAsia="宋体" w:cs="宋体"/>
-          <w:lang w:val="en-US" w:eastAsia="zh-CN"/>
-        </w:rPr>
-        <w:t>※【一色双龙会】20番，出牌包括同一花色的123两副顺子和789两副顺子。不计清一色、全带幺九、二杯口。</w:t>
-      </w:r>
-    </w:p>
-    <w:p>
-      <w:pPr>
-        <w:numPr>
-          <w:ilvl w:val="0"/>
-          <w:numId w:val="0"/>
-        </w:numPr>
-        <w:ind w:leftChars="0"/>
-        <w:rPr>
-          <w:rFonts w:hint="eastAsia" w:ascii="宋体" w:hAnsi="宋体" w:eastAsia="宋体" w:cs="宋体"/>
-          <w:lang w:val="en-US" w:eastAsia="zh-CN"/>
-        </w:rPr>
-      </w:pPr>
-      <w:r>
-        <w:rPr>
-          <w:rFonts w:hint="eastAsia" w:ascii="宋体" w:hAnsi="宋体" w:eastAsia="宋体" w:cs="宋体"/>
-          <w:lang w:val="en-US" w:eastAsia="zh-CN"/>
-        </w:rPr>
-        <w:t>※【国士无双】20番，出牌包含13张不同的幺九牌和字牌（19m19p19s1234567z）.见任何一张幺九牌或字牌即可成和。不计五门齐.</w:t>
-      </w:r>
-      <w:r>
-        <w:rPr>
-          <w:rFonts w:hint="eastAsia" w:ascii="宋体" w:hAnsi="宋体" w:eastAsia="宋体" w:cs="宋体"/>
-          <w:lang w:val="en-US" w:eastAsia="zh-CN"/>
-        </w:rPr>
-        <w:br w:type="textWrapping"/>
-      </w:r>
-      <w:r>
-        <w:rPr>
-          <w:rFonts w:hint="eastAsia" w:ascii="宋体" w:hAnsi="宋体" w:eastAsia="宋体" w:cs="宋体"/>
-          <w:lang w:val="en-US" w:eastAsia="zh-CN"/>
-        </w:rPr>
-        <w:br w:type="textWrapping"/>
-      </w:r>
-      <w:r>
-        <w:rPr>
-          <w:rFonts w:hint="eastAsia" w:ascii="宋体" w:hAnsi="宋体" w:eastAsia="宋体" w:cs="宋体"/>
-          <w:lang w:val="en-US" w:eastAsia="zh-CN"/>
-        </w:rPr>
-        <w:t>以下为不累加规则：</w:t>
+        <w:t>【双暗刻】1</w:t>
       </w:r>
       <w:bookmarkStart w:id="0" w:name="_GoBack"/>
       <w:bookmarkEnd w:id="0"/>
+      <w:r>
+        <w:rPr>
+          <w:rFonts w:hint="eastAsia" w:ascii="宋体" w:hAnsi="宋体" w:eastAsia="宋体" w:cs="宋体"/>
+          <w:lang w:val="en-US" w:eastAsia="zh-CN"/>
+        </w:rPr>
+        <w:t>番，出牌包含两个暗刻（如444s888p）。</w:t>
+      </w:r>
+    </w:p>
+    <w:p>
+      <w:pPr>
+        <w:numPr>
+          <w:ilvl w:val="0"/>
+          <w:numId w:val="0"/>
+        </w:numPr>
+        <w:ind w:leftChars="0"/>
+        <w:rPr>
+          <w:rFonts w:hint="eastAsia" w:ascii="宋体" w:hAnsi="宋体" w:eastAsia="宋体" w:cs="宋体"/>
+          <w:lang w:val="en-US" w:eastAsia="zh-CN"/>
+        </w:rPr>
+      </w:pPr>
+      <w:r>
+        <w:rPr>
+          <w:rFonts w:hint="eastAsia" w:ascii="宋体" w:hAnsi="宋体" w:eastAsia="宋体" w:cs="宋体"/>
+          <w:lang w:val="en-US" w:eastAsia="zh-CN"/>
+        </w:rPr>
+        <w:t>【四归一】2番，出牌包含四张花色、点数都相同的牌，每组计2番。</w:t>
+      </w:r>
+    </w:p>
+    <w:p>
+      <w:pPr>
+        <w:numPr>
+          <w:ilvl w:val="0"/>
+          <w:numId w:val="0"/>
+        </w:numPr>
+        <w:ind w:leftChars="0"/>
+        <w:rPr>
+          <w:rFonts w:hint="default" w:ascii="宋体" w:hAnsi="宋体" w:eastAsia="宋体" w:cs="宋体"/>
+          <w:lang w:val="en-US" w:eastAsia="zh-CN"/>
+        </w:rPr>
+      </w:pPr>
+      <w:r>
+        <w:rPr>
+          <w:rFonts w:hint="eastAsia" w:ascii="宋体" w:hAnsi="宋体" w:eastAsia="宋体" w:cs="宋体"/>
+          <w:lang w:val="en-US" w:eastAsia="zh-CN"/>
+        </w:rPr>
+        <w:t>【小三元】2番，出牌包含中、发、白刻子中的不同的两种，以及第三种一对。</w:t>
+      </w:r>
+    </w:p>
+    <w:p>
+      <w:pPr>
+        <w:numPr>
+          <w:ilvl w:val="0"/>
+          <w:numId w:val="0"/>
+        </w:numPr>
+        <w:ind w:leftChars="0"/>
+        <w:rPr>
+          <w:rFonts w:hint="eastAsia" w:ascii="宋体" w:hAnsi="宋体" w:eastAsia="宋体" w:cs="宋体"/>
+          <w:lang w:val="en-US" w:eastAsia="zh-CN"/>
+        </w:rPr>
+      </w:pPr>
+      <w:r>
+        <w:rPr>
+          <w:rFonts w:hint="eastAsia" w:ascii="宋体" w:hAnsi="宋体" w:eastAsia="宋体" w:cs="宋体"/>
+          <w:lang w:val="en-US" w:eastAsia="zh-CN"/>
+        </w:rPr>
+        <w:t>【推不倒】2番，出牌包含9张以上中心对称的牌（中心对称的牌有2s,4s,5s,6s,8s,9s,1p,2p,3p,4p,5p,8p,9p,白）。</w:t>
+      </w:r>
+    </w:p>
+    <w:p>
+      <w:pPr>
+        <w:numPr>
+          <w:ilvl w:val="0"/>
+          <w:numId w:val="0"/>
+        </w:numPr>
+        <w:ind w:leftChars="0"/>
+        <w:rPr>
+          <w:rFonts w:hint="eastAsia" w:ascii="宋体" w:hAnsi="宋体" w:eastAsia="宋体" w:cs="宋体"/>
+          <w:lang w:val="en-US" w:eastAsia="zh-CN"/>
+        </w:rPr>
+      </w:pPr>
+      <w:r>
+        <w:rPr>
+          <w:rFonts w:hint="eastAsia" w:ascii="宋体" w:hAnsi="宋体" w:eastAsia="宋体" w:cs="宋体"/>
+          <w:lang w:val="en-US" w:eastAsia="zh-CN"/>
+        </w:rPr>
+        <w:t>【一气通贯】2番，出牌包含一种花色的1~9全部数牌。</w:t>
+      </w:r>
+    </w:p>
+    <w:p>
+      <w:pPr>
+        <w:numPr>
+          <w:ilvl w:val="0"/>
+          <w:numId w:val="0"/>
+        </w:numPr>
+        <w:ind w:leftChars="0"/>
+        <w:rPr>
+          <w:rFonts w:hint="eastAsia" w:ascii="宋体" w:hAnsi="宋体" w:eastAsia="宋体" w:cs="宋体"/>
+          <w:lang w:val="en-US" w:eastAsia="zh-CN"/>
+        </w:rPr>
+      </w:pPr>
+      <w:r>
+        <w:rPr>
+          <w:rFonts w:hint="eastAsia" w:ascii="宋体" w:hAnsi="宋体" w:eastAsia="宋体" w:cs="宋体"/>
+          <w:lang w:val="en-US" w:eastAsia="zh-CN"/>
+        </w:rPr>
+        <w:t>【三色同顺】2番，出牌包含三个花色的三个点数完全一样的顺子（如123m123s123p）.</w:t>
+      </w:r>
+    </w:p>
+    <w:p>
+      <w:pPr>
+        <w:numPr>
+          <w:ilvl w:val="0"/>
+          <w:numId w:val="0"/>
+        </w:numPr>
+        <w:ind w:leftChars="0"/>
+        <w:rPr>
+          <w:rFonts w:hint="eastAsia" w:ascii="宋体" w:hAnsi="宋体" w:eastAsia="宋体" w:cs="宋体"/>
+          <w:lang w:val="en-US" w:eastAsia="zh-CN"/>
+        </w:rPr>
+      </w:pPr>
+      <w:r>
+        <w:rPr>
+          <w:rFonts w:hint="eastAsia" w:ascii="宋体" w:hAnsi="宋体" w:eastAsia="宋体" w:cs="宋体"/>
+          <w:lang w:val="en-US" w:eastAsia="zh-CN"/>
+        </w:rPr>
+        <w:t>【全带幺九】2番，出牌包含三副带幺九的面子（如123m111p东东东）。</w:t>
+      </w:r>
+    </w:p>
+    <w:p>
+      <w:pPr>
+        <w:numPr>
+          <w:ilvl w:val="0"/>
+          <w:numId w:val="0"/>
+        </w:numPr>
+        <w:ind w:leftChars="0"/>
+        <w:rPr>
+          <w:rFonts w:hint="eastAsia" w:ascii="宋体" w:hAnsi="宋体" w:eastAsia="宋体" w:cs="宋体"/>
+          <w:lang w:val="en-US" w:eastAsia="zh-CN"/>
+        </w:rPr>
+      </w:pPr>
+      <w:r>
+        <w:rPr>
+          <w:rFonts w:hint="eastAsia" w:ascii="宋体" w:hAnsi="宋体" w:eastAsia="宋体" w:cs="宋体"/>
+          <w:lang w:val="en-US" w:eastAsia="zh-CN"/>
+        </w:rPr>
+        <w:t>【三暗刻】2番，出牌包含三个暗刻（不能重复）。不计双暗刻。</w:t>
+      </w:r>
+    </w:p>
+    <w:p>
+      <w:pPr>
+        <w:numPr>
+          <w:ilvl w:val="0"/>
+          <w:numId w:val="0"/>
+        </w:numPr>
+        <w:ind w:leftChars="0"/>
+        <w:rPr>
+          <w:rFonts w:hint="default" w:ascii="宋体" w:hAnsi="宋体" w:eastAsia="宋体" w:cs="宋体"/>
+          <w:lang w:val="en-US" w:eastAsia="zh-CN"/>
+        </w:rPr>
+      </w:pPr>
+      <w:r>
+        <w:rPr>
+          <w:rFonts w:hint="default" w:ascii="宋体" w:hAnsi="宋体" w:eastAsia="宋体" w:cs="宋体"/>
+          <w:lang w:val="en-US" w:eastAsia="zh-CN"/>
+        </w:rPr>
+        <w:t>【五门齐】2番，出牌包含万、筒、索、风、字各两张。</w:t>
+      </w:r>
+    </w:p>
+    <w:p>
+      <w:pPr>
+        <w:numPr>
+          <w:ilvl w:val="0"/>
+          <w:numId w:val="0"/>
+        </w:numPr>
+        <w:ind w:leftChars="0"/>
+        <w:rPr>
+          <w:rFonts w:hint="eastAsia" w:ascii="宋体" w:hAnsi="宋体" w:eastAsia="宋体" w:cs="宋体"/>
+          <w:lang w:val="en-US" w:eastAsia="zh-CN"/>
+        </w:rPr>
+      </w:pPr>
+      <w:r>
+        <w:rPr>
+          <w:rFonts w:hint="eastAsia" w:ascii="宋体" w:hAnsi="宋体" w:eastAsia="宋体" w:cs="宋体"/>
+          <w:lang w:val="en-US" w:eastAsia="zh-CN"/>
+        </w:rPr>
+        <w:t>【七对】3番，出牌包含七个完全不同的对子。七对是必然和牌的番型。不计四对、一杯口。</w:t>
+      </w:r>
+    </w:p>
+    <w:p>
+      <w:pPr>
+        <w:numPr>
+          <w:ilvl w:val="0"/>
+          <w:numId w:val="0"/>
+        </w:numPr>
+        <w:ind w:leftChars="0"/>
+        <w:rPr>
+          <w:rFonts w:hint="default" w:ascii="宋体" w:hAnsi="宋体" w:eastAsia="宋体" w:cs="宋体"/>
+          <w:lang w:val="en-US" w:eastAsia="zh-CN"/>
+        </w:rPr>
+      </w:pPr>
+      <w:r>
+        <w:rPr>
+          <w:rFonts w:hint="eastAsia" w:ascii="宋体" w:hAnsi="宋体" w:eastAsia="宋体" w:cs="宋体"/>
+          <w:lang w:val="en-US" w:eastAsia="zh-CN"/>
+        </w:rPr>
+        <w:t>【三色同刻】3番，出牌包含三种花色三个点数相同的刻子（333m333p333s）。</w:t>
+      </w:r>
+    </w:p>
+    <w:p>
+      <w:pPr>
+        <w:numPr>
+          <w:ilvl w:val="0"/>
+          <w:numId w:val="0"/>
+        </w:numPr>
+        <w:ind w:leftChars="0"/>
+        <w:rPr>
+          <w:rFonts w:hint="default" w:ascii="宋体" w:hAnsi="宋体" w:eastAsia="宋体" w:cs="宋体"/>
+          <w:lang w:val="en-US" w:eastAsia="zh-CN"/>
+        </w:rPr>
+      </w:pPr>
+      <w:r>
+        <w:rPr>
+          <w:rFonts w:hint="eastAsia" w:ascii="宋体" w:hAnsi="宋体" w:eastAsia="宋体" w:cs="宋体"/>
+          <w:lang w:val="en-US" w:eastAsia="zh-CN"/>
+        </w:rPr>
+        <w:t>【混老头】3番，出牌包含三个幺九/字牌刻子，或出牌包含6个幺九/字牌对子。不计全带幺九，可加计三暗刻或七对。</w:t>
+      </w:r>
+    </w:p>
+    <w:p>
+      <w:pPr>
+        <w:numPr>
+          <w:ilvl w:val="0"/>
+          <w:numId w:val="0"/>
+        </w:numPr>
+        <w:ind w:leftChars="0"/>
+        <w:rPr>
+          <w:rFonts w:hint="eastAsia" w:ascii="宋体" w:hAnsi="宋体" w:eastAsia="宋体" w:cs="宋体"/>
+          <w:lang w:val="en-US" w:eastAsia="zh-CN"/>
+        </w:rPr>
+      </w:pPr>
+      <w:r>
+        <w:rPr>
+          <w:rFonts w:hint="eastAsia" w:ascii="宋体" w:hAnsi="宋体" w:eastAsia="宋体" w:cs="宋体"/>
+          <w:lang w:val="en-US" w:eastAsia="zh-CN"/>
+        </w:rPr>
+        <w:t>【二杯口】3番，出牌包含两个一杯口（334455m778899p）。不计一杯口、四对，可加计七对。</w:t>
+      </w:r>
+    </w:p>
+    <w:p>
+      <w:pPr>
+        <w:numPr>
+          <w:ilvl w:val="0"/>
+          <w:numId w:val="0"/>
+        </w:numPr>
+        <w:ind w:leftChars="0"/>
+        <w:rPr>
+          <w:rFonts w:hint="eastAsia" w:ascii="宋体" w:hAnsi="宋体" w:eastAsia="宋体" w:cs="宋体"/>
+          <w:lang w:val="en-US" w:eastAsia="zh-CN"/>
+        </w:rPr>
+      </w:pPr>
+      <w:r>
+        <w:rPr>
+          <w:rFonts w:hint="eastAsia" w:ascii="宋体" w:hAnsi="宋体" w:eastAsia="宋体" w:cs="宋体"/>
+          <w:lang w:val="en-US" w:eastAsia="zh-CN"/>
+        </w:rPr>
+        <w:t>【清一色】5番，出牌包含10张及以上同花色的牌。</w:t>
+      </w:r>
+    </w:p>
+    <w:p>
+      <w:pPr>
+        <w:numPr>
+          <w:ilvl w:val="0"/>
+          <w:numId w:val="0"/>
+        </w:numPr>
+        <w:ind w:leftChars="0"/>
+        <w:rPr>
+          <w:rFonts w:hint="default" w:ascii="宋体" w:hAnsi="宋体" w:eastAsia="宋体" w:cs="宋体"/>
+          <w:lang w:val="en-US" w:eastAsia="zh-CN"/>
+        </w:rPr>
+      </w:pPr>
+      <w:r>
+        <w:rPr>
+          <w:rFonts w:hint="eastAsia" w:ascii="宋体" w:hAnsi="宋体" w:eastAsia="宋体" w:cs="宋体"/>
+          <w:lang w:val="en-US" w:eastAsia="zh-CN"/>
+        </w:rPr>
+        <w:t>【一色三步高】5番，出牌包含同一种花色连续三个点数的刻子（111222333p）。不计三暗刻。</w:t>
+      </w:r>
+    </w:p>
+    <w:p>
+      <w:pPr>
+        <w:numPr>
+          <w:ilvl w:val="0"/>
+          <w:numId w:val="0"/>
+        </w:numPr>
+        <w:ind w:leftChars="0"/>
+        <w:rPr>
+          <w:rFonts w:hint="eastAsia" w:ascii="宋体" w:hAnsi="宋体" w:eastAsia="宋体" w:cs="宋体"/>
+          <w:lang w:val="en-US" w:eastAsia="zh-CN"/>
+        </w:rPr>
+      </w:pPr>
+      <w:r>
+        <w:rPr>
+          <w:rFonts w:hint="eastAsia" w:ascii="宋体" w:hAnsi="宋体" w:eastAsia="宋体" w:cs="宋体"/>
+          <w:lang w:val="en-US" w:eastAsia="zh-CN"/>
+        </w:rPr>
+        <w:t>【字一色】13番，出牌包含11张及以上字牌。</w:t>
+      </w:r>
+    </w:p>
+    <w:p>
+      <w:pPr>
+        <w:numPr>
+          <w:ilvl w:val="0"/>
+          <w:numId w:val="0"/>
+        </w:numPr>
+        <w:ind w:leftChars="0"/>
+        <w:rPr>
+          <w:rFonts w:hint="eastAsia" w:ascii="宋体" w:hAnsi="宋体" w:eastAsia="宋体" w:cs="宋体"/>
+          <w:lang w:val="en-US" w:eastAsia="zh-CN"/>
+        </w:rPr>
+      </w:pPr>
+      <w:r>
+        <w:rPr>
+          <w:rFonts w:hint="eastAsia" w:ascii="宋体" w:hAnsi="宋体" w:eastAsia="宋体" w:cs="宋体"/>
+          <w:lang w:val="en-US" w:eastAsia="zh-CN"/>
+        </w:rPr>
+        <w:t>【大三元】13番，出牌包含中、发、白三副刻子。不计小三元、三元牌。</w:t>
+      </w:r>
+    </w:p>
+    <w:p>
+      <w:pPr>
+        <w:numPr>
+          <w:ilvl w:val="0"/>
+          <w:numId w:val="0"/>
+        </w:numPr>
+        <w:ind w:leftChars="0"/>
+        <w:rPr>
+          <w:rFonts w:hint="default" w:ascii="宋体" w:hAnsi="宋体" w:eastAsia="宋体" w:cs="宋体"/>
+          <w:lang w:val="en-US" w:eastAsia="zh-CN"/>
+        </w:rPr>
+      </w:pPr>
+    </w:p>
+    <w:p>
+      <w:pPr>
+        <w:numPr>
+          <w:ilvl w:val="0"/>
+          <w:numId w:val="0"/>
+        </w:numPr>
+        <w:ind w:leftChars="0"/>
+        <w:rPr>
+          <w:rFonts w:hint="eastAsia" w:ascii="宋体" w:hAnsi="宋体" w:eastAsia="宋体" w:cs="宋体"/>
+          <w:lang w:val="en-US" w:eastAsia="zh-CN"/>
+        </w:rPr>
+      </w:pPr>
+      <w:r>
+        <w:rPr>
+          <w:rFonts w:hint="eastAsia" w:ascii="宋体" w:hAnsi="宋体" w:eastAsia="宋体" w:cs="宋体"/>
+          <w:lang w:val="en-US" w:eastAsia="zh-CN"/>
+        </w:rPr>
+        <w:t>【四暗刻】13番，出牌包含四副刻子。不计三暗刻、双暗刻。</w:t>
+      </w:r>
+    </w:p>
+    <w:p>
+      <w:pPr>
+        <w:numPr>
+          <w:ilvl w:val="0"/>
+          <w:numId w:val="0"/>
+        </w:numPr>
+        <w:ind w:leftChars="0"/>
+        <w:rPr>
+          <w:rFonts w:hint="eastAsia" w:ascii="宋体" w:hAnsi="宋体" w:eastAsia="宋体" w:cs="宋体"/>
+          <w:lang w:val="en-US" w:eastAsia="zh-CN"/>
+        </w:rPr>
+      </w:pPr>
+      <w:r>
+        <w:rPr>
+          <w:rFonts w:hint="eastAsia" w:ascii="宋体" w:hAnsi="宋体" w:eastAsia="宋体" w:cs="宋体"/>
+          <w:lang w:val="en-US" w:eastAsia="zh-CN"/>
+        </w:rPr>
+        <w:t>【绿一色】13番，出牌包含11张及以上绿色牌（23468s和发）。</w:t>
+      </w:r>
+    </w:p>
+    <w:p>
+      <w:pPr>
+        <w:numPr>
+          <w:ilvl w:val="0"/>
+          <w:numId w:val="0"/>
+        </w:numPr>
+        <w:ind w:leftChars="0"/>
+        <w:rPr>
+          <w:rFonts w:hint="eastAsia" w:ascii="宋体" w:hAnsi="宋体" w:eastAsia="宋体" w:cs="宋体"/>
+          <w:lang w:val="en-US" w:eastAsia="zh-CN"/>
+        </w:rPr>
+      </w:pPr>
+      <w:r>
+        <w:rPr>
+          <w:rFonts w:hint="eastAsia" w:ascii="宋体" w:hAnsi="宋体" w:eastAsia="宋体" w:cs="宋体"/>
+          <w:lang w:val="en-US" w:eastAsia="zh-CN"/>
+        </w:rPr>
+        <w:t>【四喜和】13番，出牌包含东、南、西、北四副刻子，或包含三副不同的刻子和最后一组对子。</w:t>
+      </w:r>
+    </w:p>
+    <w:p>
+      <w:pPr>
+        <w:numPr>
+          <w:ilvl w:val="0"/>
+          <w:numId w:val="0"/>
+        </w:numPr>
+        <w:ind w:leftChars="0"/>
+        <w:rPr>
+          <w:rFonts w:hint="eastAsia" w:ascii="宋体" w:hAnsi="宋体" w:eastAsia="宋体" w:cs="宋体"/>
+          <w:lang w:val="en-US" w:eastAsia="zh-CN"/>
+        </w:rPr>
+      </w:pPr>
+      <w:r>
+        <w:rPr>
+          <w:rFonts w:hint="eastAsia" w:ascii="宋体" w:hAnsi="宋体" w:eastAsia="宋体" w:cs="宋体"/>
+          <w:lang w:val="en-US" w:eastAsia="zh-CN"/>
+        </w:rPr>
+        <w:t>【九莲宝灯】13番，出牌包含13张同花色且点数为1112345678999的牌型。见同花色任意一种点数即可成和牌形。不计清一色。</w:t>
+      </w:r>
+    </w:p>
+    <w:p>
+      <w:pPr>
+        <w:numPr>
+          <w:ilvl w:val="0"/>
+          <w:numId w:val="0"/>
+        </w:numPr>
+        <w:ind w:leftChars="0"/>
+        <w:rPr>
+          <w:rFonts w:hint="eastAsia" w:ascii="宋体" w:hAnsi="宋体" w:eastAsia="宋体" w:cs="宋体"/>
+          <w:lang w:val="en-US" w:eastAsia="zh-CN"/>
+        </w:rPr>
+      </w:pPr>
+      <w:r>
+        <w:rPr>
+          <w:rFonts w:hint="eastAsia" w:ascii="宋体" w:hAnsi="宋体" w:eastAsia="宋体" w:cs="宋体"/>
+          <w:lang w:val="en-US" w:eastAsia="zh-CN"/>
+        </w:rPr>
+        <w:t>【百万石】13番，出牌包含合计点数不小于100的万牌。不计清一色。</w:t>
+      </w:r>
+    </w:p>
+    <w:p>
+      <w:pPr>
+        <w:numPr>
+          <w:ilvl w:val="0"/>
+          <w:numId w:val="0"/>
+        </w:numPr>
+        <w:ind w:leftChars="0"/>
+        <w:rPr>
+          <w:rFonts w:hint="eastAsia" w:ascii="宋体" w:hAnsi="宋体" w:eastAsia="宋体" w:cs="宋体"/>
+          <w:lang w:val="en-US" w:eastAsia="zh-CN"/>
+        </w:rPr>
+      </w:pPr>
+      <w:r>
+        <w:rPr>
+          <w:rFonts w:hint="eastAsia" w:ascii="宋体" w:hAnsi="宋体" w:eastAsia="宋体" w:cs="宋体"/>
+          <w:lang w:val="en-US" w:eastAsia="zh-CN"/>
+        </w:rPr>
+        <w:t>【一点红】13番，出牌包含12张及以上135679p的筒牌。不计清一色。</w:t>
+      </w:r>
+    </w:p>
+    <w:p>
+      <w:pPr>
+        <w:numPr>
+          <w:ilvl w:val="0"/>
+          <w:numId w:val="0"/>
+        </w:numPr>
+        <w:ind w:leftChars="0"/>
+        <w:rPr>
+          <w:rFonts w:hint="eastAsia" w:ascii="宋体" w:hAnsi="宋体" w:eastAsia="宋体" w:cs="宋体"/>
+          <w:lang w:val="en-US" w:eastAsia="zh-CN"/>
+        </w:rPr>
+      </w:pPr>
+      <w:r>
+        <w:rPr>
+          <w:rFonts w:hint="eastAsia" w:ascii="宋体" w:hAnsi="宋体" w:eastAsia="宋体" w:cs="宋体"/>
+          <w:lang w:val="en-US" w:eastAsia="zh-CN"/>
+        </w:rPr>
+        <w:t>※【一色双龙会】20番，出牌包括同一花色的123两副顺子和789两副顺子。不计清一色、全带幺九、二杯口。</w:t>
+      </w:r>
+    </w:p>
+    <w:p>
+      <w:pPr>
+        <w:numPr>
+          <w:ilvl w:val="0"/>
+          <w:numId w:val="0"/>
+        </w:numPr>
+        <w:ind w:leftChars="0"/>
+        <w:rPr>
+          <w:rFonts w:hint="eastAsia" w:ascii="宋体" w:hAnsi="宋体" w:eastAsia="宋体" w:cs="宋体"/>
+          <w:lang w:val="en-US" w:eastAsia="zh-CN"/>
+        </w:rPr>
+      </w:pPr>
+      <w:r>
+        <w:rPr>
+          <w:rFonts w:hint="eastAsia" w:ascii="宋体" w:hAnsi="宋体" w:eastAsia="宋体" w:cs="宋体"/>
+          <w:lang w:val="en-US" w:eastAsia="zh-CN"/>
+        </w:rPr>
+        <w:t>※【国士无双】20番，出牌包含13张不同的幺九牌和字牌（19m19p19s1234567z）.见任何一张幺九牌或字牌即可成和。不计五门齐.</w:t>
+      </w:r>
+      <w:r>
+        <w:rPr>
+          <w:rFonts w:hint="eastAsia" w:ascii="宋体" w:hAnsi="宋体" w:eastAsia="宋体" w:cs="宋体"/>
+          <w:lang w:val="en-US" w:eastAsia="zh-CN"/>
+        </w:rPr>
+        <w:br w:type="textWrapping"/>
+      </w:r>
+      <w:r>
+        <w:rPr>
+          <w:rFonts w:hint="eastAsia" w:ascii="宋体" w:hAnsi="宋体" w:eastAsia="宋体" w:cs="宋体"/>
+          <w:lang w:val="en-US" w:eastAsia="zh-CN"/>
+        </w:rPr>
+        <w:br w:type="textWrapping"/>
+      </w:r>
+      <w:r>
+        <w:rPr>
+          <w:rFonts w:hint="eastAsia" w:ascii="宋体" w:hAnsi="宋体" w:eastAsia="宋体" w:cs="宋体"/>
+          <w:lang w:val="en-US" w:eastAsia="zh-CN"/>
+        </w:rPr>
+        <w:t>以下为不累加规则：</w:t>
+      </w:r>
       <w:r>
         <w:rPr>
           <w:rFonts w:hint="eastAsia" w:ascii="宋体" w:hAnsi="宋体" w:eastAsia="宋体" w:cs="宋体"/>
@@ -1349,7 +1356,7 @@
     <w:lsdException w:unhideWhenUsed="0" w:uiPriority="0" w:semiHidden="0" w:name="HTML Sample"/>
     <w:lsdException w:unhideWhenUsed="0" w:uiPriority="0" w:semiHidden="0" w:name="HTML Typewriter"/>
     <w:lsdException w:unhideWhenUsed="0" w:uiPriority="0" w:semiHidden="0" w:name="HTML Variable"/>
-    <w:lsdException w:unhideWhenUsed="0" w:uiPriority="0" w:name="Normal Table"/>
+    <w:lsdException w:qFormat="1" w:unhideWhenUsed="0" w:uiPriority="0" w:name="Normal Table"/>
     <w:lsdException w:unhideWhenUsed="0" w:uiPriority="0" w:semiHidden="0" w:name="annotation subject"/>
     <w:lsdException w:unhideWhenUsed="0" w:uiPriority="0" w:semiHidden="0" w:name="Table Simple 1"/>
     <w:lsdException w:unhideWhenUsed="0" w:uiPriority="0" w:semiHidden="0" w:name="Table Simple 2"/>
@@ -1520,6 +1527,7 @@
   <w:style w:type="table" w:default="1" w:styleId="2">
     <w:name w:val="Normal Table"/>
     <w:semiHidden/>
+    <w:qFormat/>
     <w:uiPriority w:val="0"/>
     <w:tblPr>
       <w:tblCellMar>
